--- a/rapports/16_02_2026/JP_ADAMA/coh_EQ39_sup_023201010001.docx
+++ b/rapports/16_02_2026/JP_ADAMA/coh_EQ39_sup_023201010001.docx
@@ -25,7 +25,7 @@
         <w:br/>
         <w:t>Grappe: 023201010001</w:t>
         <w:br/>
-        <w:t>Date: 16/02/2026 a 12:41</w:t>
+        <w:t>Date: 16/02/2026 a 12:58</w:t>
       </w:r>
     </w:p>
     <w:p/>

--- a/rapports/16_02_2026/JP_ADAMA/coh_EQ39_sup_023201010001.docx
+++ b/rapports/16_02_2026/JP_ADAMA/coh_EQ39_sup_023201010001.docx
@@ -25,7 +25,7 @@
         <w:br/>
         <w:t>Grappe: 023201010001</w:t>
         <w:br/>
-        <w:t>Date: 16/02/2026 a 12:58</w:t>
+        <w:t>Date: 16/02/2026 a 13:06</w:t>
       </w:r>
     </w:p>
     <w:p/>
@@ -119,7 +119,7 @@
           </w:tcPr>
           <w:p>
             <w:r>
-              <w:t>23</w:t>
+              <w:t>24</w:t>
             </w:r>
           </w:p>
         </w:tc>
@@ -973,7 +973,7 @@
         <w:rPr>
           <w:sz w:val="20"/>
         </w:rPr>
-        <w:t>- Attention ! Le prix unitaire d'achat (300 Fcfa) de Sucre en poudre  en Sachets (Moyen) est relativement élevé par rapport aux autres prix observés dans cette zone. Prière de corriger ou de confirmer avec le QG. Attention ! Le prix unitaire d'achat (50 Fcfa) de Cube alimentaire (Maggi, Jumbo, ) en Cube (Petit) est relativement élevé par rapport aux autres prix observés dans cette zone. Prière de corriger ou de confirmer avec le QG. Avertissement!!! Le ménage a consommé 3 Paquet Tres petit de Thé en sachet, cette quantité semble anormale pour une consommation des 7 derniers jours.Prière de corriger ou de confirmer avec le QG. Incohérence!! Dans ce ménage, chaque individus consomme par jour 29.53041 Kg  de cereale; Prière de revoir les quantités prises de ces produits.</w:t>
+        <w:t>- Attention ! Le prix unitaire d'achat (300 Fcfa) de Sucre en poudre  en Sachets (Moyen) est relativement élevé par rapport aux autres prix observés dans cette zone. Prière de corriger ou de confirmer avec le QG. Attention ! Le prix unitaire d'achat (50 Fcfa) de Cube alimentaire (Maggi, Jumbo, ) en Cube (Petit) est relativement élevé par rapport aux autres prix observés dans cette zone. Prière de corriger ou de confirmer avec le QG. Attention ! Le prix unitaire d'achat (50 Fcfa) de Piment frais en Tas (Petit) est relativement faible par rapport aux autres prix observés dans cette zone. Prière de corriger ou de confirmer avec le QG. Avertissement!!! Le ménage a consommé 3 Paquet Tres petit de Thé en sachet, cette quantité semble anormale pour une consommation des 7 derniers jours.Prière de corriger ou de confirmer avec le QG. Incohérence!! Dans ce ménage, chaque individus consomme par jour 55.45633 Kg  de cereale; Prière de revoir les quantités prises de ces produits.</w:t>
       </w:r>
     </w:p>
     <w:p>
@@ -1434,7 +1434,7 @@
         <w:br/>
         <w:t xml:space="preserve">- Peu probable! Léon MANE  n'arrive pas  à comprendre un petit texte lu dans une langue locale (s02q03). Veuillez corriger ou donner des explications au QG. Peu probable! Léon MANE  ne sait ni lire, ni écrire, ni comprendre dans aucune des langues  (s02q01,s02q02,s02q03). Veuillez corriger ou donner des explications au QG. </w:t>
         <w:br/>
-        <w:t xml:space="preserve">- Peu probable! Marie Louise MANE  n'arrive pas  à comprendre un petit texte lu dans une langue locale (s02q03). Veuillez corriger ou donner des explications au QG. </w:t>
+        <w:t xml:space="preserve">- Peu probable! Marie Louise MANE  n'arrive pas  à comprendre un petit texte lu dans une langue locale (s02q03). Veuillez corriger ou donner des explications au QG. Attention ! Le frais de scolarité (2000 Fcfa) de Marie Louise MANE en 2ème année de Primaire est relativement élevé par rapport aux autres frais de scolarités observés dans cette zone. Prière de corriger ou de confirmer avec le QG. </w:t>
         <w:br/>
         <w:t xml:space="preserve">- Peu probable! Marie Thérèse MANE  n'arrive pas  à comprendre un petit texte lu dans une langue locale (s02q03). Veuillez corriger ou donner des explications au QG. </w:t>
         <w:br/>
@@ -1731,7 +1731,7 @@
         <w:rPr>
           <w:sz w:val="20"/>
         </w:rPr>
-        <w:t>- Attention ! Autre (à préciser) a été revendu à 50000 Fcfa qui est relativement élevé par rapport aux autres prix de revente observés dans cette zone. Prière de corriger ou de confirmer avec le QG.</w:t>
+        <w:t>- Attention ! Autre (à préciser) a été achété à 50000 Fcfa est relativement élevé par rapport aux autres prix d'achat observés dans cette zone. Prière de corriger ou de confirmer avec le QG. Attention ! Autre (à préciser) a été revendu à 50000 Fcfa qui est relativement élevé par rapport aux autres prix de revente observés dans cette zone. Prière de corriger ou de confirmer avec le QG.</w:t>
       </w:r>
     </w:p>
     <w:p>
@@ -2142,7 +2142,7 @@
         <w:rPr>
           <w:sz w:val="20"/>
         </w:rPr>
-        <w:t>- Attention ! Le prix unitaire d'achat (200 Fcfa) de Ail en Gousse (Moyen) est relativement élevé par rapport aux autres prix observés dans cette zone. Prière de corriger ou de confirmer avec le QG. Attention ! Le prix unitaire d'achat (300 Fcfa) de Sucre en poudre  en Sachets (Moyen) est relativement élevé par rapport aux autres prix observés dans cette zone. Prière de corriger ou de confirmer avec le QG. Avertissement!!! Le ménage a consommé 3 Paquet Tres petit de Thé en sachet, cette quantité semble anormale pour une consommation des 7 derniers jours.Prière de corriger ou de confirmer avec le QG. Avertissement!! le prix unitaire (100 Fcfa) de Thé en sachet (unité: Paquet) de taille Tres petit est très faible ou élevé. Prière de corriger ou de confirmer avec le QG. Incohérence!! Dans ce ménage, chaque individus consomme par jour 9.345893 Kg  de cereale; Prière de revoir les quantités prises de ces produits. Le prix d'achat unitaire (1 Fcfa) de Silure séché en Morceau (Portion) de taille Petit  est invraisemblable, prière de regarder les reponses prises dans les questions s07bq07a s07bq07b s07bq07c s07bq08 pour mieux corriger. Attention ! Le prix unitaire d'achat (1 Fcfa) de Silure séché en Morceau (Portion) (Petit) est relativement faible par rapport aux autres prix observés dans cette zone. Prière de corriger ou de confirmer avec le QG.</w:t>
+        <w:t>- Attention ! Le prix unitaire d'achat (200 Fcfa) de Ail en Gousse (Moyen) est relativement élevé par rapport aux autres prix observés dans cette zone. Prière de corriger ou de confirmer avec le QG. Attention ! Le prix unitaire d'achat (25 Fcfa) de Piment séché en Sachets (Petit) est relativement faible par rapport aux autres prix observés dans cette zone. Prière de corriger ou de confirmer avec le QG. Attention ! Le prix unitaire d'achat (300 Fcfa) de Sucre en poudre  en Sachets (Moyen) est relativement élevé par rapport aux autres prix observés dans cette zone. Prière de corriger ou de confirmer avec le QG. Avertissement!!! Le ménage a consommé 3 Paquet Tres petit de Thé en sachet, cette quantité semble anormale pour une consommation des 7 derniers jours.Prière de corriger ou de confirmer avec le QG. Avertissement!! le prix unitaire (100 Fcfa) de Thé en sachet (unité: Paquet) de taille Tres petit est très faible ou élevé. Prière de corriger ou de confirmer avec le QG. Incohérence!! Dans ce ménage, chaque individus consomme par jour 19.00661 Kg  de cereale; Prière de revoir les quantités prises de ces produits. Le prix d'achat unitaire (1 Fcfa) de Silure séché en Morceau (Portion) de taille Petit  est invraisemblable, prière de regarder les reponses prises dans les questions s07bq07a s07bq07b s07bq07c s07bq08 pour mieux corriger. Attention ! Le prix unitaire d'achat (1 Fcfa) de Silure séché en Morceau (Portion) (Petit) est relativement faible par rapport aux autres prix observés dans cette zone. Prière de corriger ou de confirmer avec le QG.</w:t>
       </w:r>
     </w:p>
     <w:p>
@@ -2251,7 +2251,7 @@
         <w:rPr>
           <w:sz w:val="20"/>
         </w:rPr>
-        <w:t>- Attention ! Faucheuse a été revendu à 2500 Fcfa qui est relativement élevé par rapport aux autres prix de revente observés dans cette zone. Prière de corriger ou de confirmer avec le QG.</w:t>
+        <w:t>- Attention ! Faucheuse a été achété à 2500 Fcfa est relativement élevé par rapport aux autres prix d'achat observés dans cette zone. Prière de corriger ou de confirmer avec le QG. Attention ! Faucheuse a été revendu à 2500 Fcfa qui est relativement élevé par rapport aux autres prix de revente observés dans cette zone. Prière de corriger ou de confirmer avec le QG.</w:t>
       </w:r>
     </w:p>
     <w:p>
@@ -2788,7 +2788,7 @@
         <w:rPr>
           <w:sz w:val="20"/>
         </w:rPr>
-        <w:t>- Avertissement!!! Le ménage a consommé 21 Sachets Petit de Sucre en poudre , cette quantité semble anormale pour une consommation des 7 derniers jours.Prière de corriger ou de confirmer avec le QG. Avertissement!!! Le ménage a consommé 7 Paquet Petit de Thé en sachet, cette quantité semble anormale pour une consommation des 7 derniers jours.Prière de corriger ou de confirmer avec le QG. Avertissement!! le prix unitaire (100 Fcfa) de Thé en sachet (unité: Paquet) de taille Petit est très faible ou élevé. Prière de corriger ou de confirmer avec le QG. Incohérence!! Dans ce ménage, chaque individus consomme par jour 14.14063 Kg  de cereale; Prière de revoir les quantités prises de ces produits.</w:t>
+        <w:t>- Attention ! Le prix unitaire d'achat (125 Fcfa) de Farine de blé locale ou importée en Sachets (Petit) est relativement élevé par rapport aux autres prix observés dans cette zone. Prière de corriger ou de confirmer avec le QG. Avertissement!!! Le ménage a consommé 21 Sachets Petit de Sucre en poudre , cette quantité semble anormale pour une consommation des 7 derniers jours.Prière de corriger ou de confirmer avec le QG. Avertissement!!! Le ménage a consommé 7 Paquet Petit de Thé en sachet, cette quantité semble anormale pour une consommation des 7 derniers jours.Prière de corriger ou de confirmer avec le QG. Avertissement!! le prix unitaire (100 Fcfa) de Thé en sachet (unité: Paquet) de taille Petit est très faible ou élevé. Prière de corriger ou de confirmer avec le QG. Incohérence!! Dans ce ménage, chaque individus consomme par jour 23.9308 Kg  de cereale; Prière de revoir les quantités prises de ces produits.</w:t>
       </w:r>
     </w:p>
     <w:p>
@@ -3303,7 +3303,7 @@
         <w:rPr>
           <w:sz w:val="20"/>
         </w:rPr>
-        <w:t>- Avertissement!!! Le ménage a consommé 10 Sachets Petit de Sucre en poudre , cette quantité semble anormale pour une consommation des 7 derniers jours.Prière de corriger ou de confirmer avec le QG. Avertissement!!! Le ménage a consommé 7 Paquet Petit de Thé en sachet, cette quantité semble anormale pour une consommation des 7 derniers jours.Prière de corriger ou de confirmer avec le QG. Avertissement!! le prix unitaire (100 Fcfa) de Thé en sachet (unité: Paquet) de taille Petit est très faible ou élevé. Prière de corriger ou de confirmer avec le QG. Difficile de consommer le Sel en Boite de tomate/Pot Petit prière de verifier. Incohérence!! Dans ce ménage, chaque individus consomme par jour 24.96127 Kg  de cereale; Prière de revoir les quantités prises de ces produits.</w:t>
+        <w:t>- Attention ! Le prix unitaire d'achat (125 Fcfa) de Farine de blé locale ou importée en Sachets (Petit) est relativement élevé par rapport aux autres prix observés dans cette zone. Prière de corriger ou de confirmer avec le QG. Attention ! Le prix unitaire d'achat (50 Fcfa) de Feuilles de  Haricot en Tas (Petit) est relativement faible par rapport aux autres prix observés dans cette zone. Prière de corriger ou de confirmer avec le QG. Attention ! Le prix unitaire d'achat (50 Fcfa) de Manioc en tubercules en Morceau (Portion) (Petit) est relativement faible par rapport aux autres prix observés dans cette zone. Prière de corriger ou de confirmer avec le QG. Attention ! Le prix unitaire d'achat (500 Fcfa) de Capitaine frais en Tas (Petit) est relativement élevé par rapport aux autres prix observés dans cette zone. Prière de corriger ou de confirmer avec le QG. Avertissement!!! Le ménage a consommé 10 Sachets Petit de Sucre en poudre , cette quantité semble anormale pour une consommation des 7 derniers jours.Prière de corriger ou de confirmer avec le QG. Avertissement!!! Le ménage a consommé 7 Paquet Petit de Thé en sachet, cette quantité semble anormale pour une consommation des 7 derniers jours.Prière de corriger ou de confirmer avec le QG. Avertissement!! le prix unitaire (100 Fcfa) de Thé en sachet (unité: Paquet) de taille Petit est très faible ou élevé. Prière de corriger ou de confirmer avec le QG. Difficile de consommer le Sel en Boite de tomate/Pot Petit prière de verifier. Incohérence!! Dans ce ménage, chaque individus consomme par jour 44.12571 Kg  de cereale; Prière de revoir les quantités prises de ces produits.</w:t>
       </w:r>
     </w:p>
     <w:p>
@@ -3796,7 +3796,7 @@
         <w:br/>
         <w:t xml:space="preserve">- Peu probable! Moustapha SEYDI  n'arrive pas  à comprendre un petit texte lu dans une langue locale (s02q03). Veuillez corriger ou donner des explications au QG. </w:t>
         <w:br/>
-        <w:t xml:space="preserve">- Peu probable! Muhammed SEYDI  n'arrive pas  à comprendre un petit texte lu dans une langue locale (s02q03). Veuillez corriger ou donner des explications au QG. Attention ! Le frais de scolarité (800 Fcfa) de Muhammed SEYDI en 4ème année de Primaire est relativement faible par rapport aux autres frais de scolarités observés dans cette zone. Prière de corriger ou de confirmer avec le QG. </w:t>
+        <w:t xml:space="preserve">- Peu probable! Muhammed SEYDI  n'arrive pas  à comprendre un petit texte lu dans une langue locale (s02q03). Veuillez corriger ou donner des explications au QG. </w:t>
         <w:br/>
         <w:t>- Peu probable! Ousmane SEYDI  n'arrive pas  à comprendre un petit texte lu dans une langue locale (s02q03). Veuillez corriger ou donner des explications au QG.</w:t>
       </w:r>
@@ -3882,7 +3882,7 @@
         <w:rPr>
           <w:sz w:val="20"/>
         </w:rPr>
-        <w:t>- Avertissement!!! Le ménage a consommé 9 Tas Petit de Mâchoiron Frais, cette quantité semble anormale pour une consommation des 7 derniers jours.Prière de corriger ou de confirmer avec le QG.</w:t>
+        <w:t>- Attention ! Le prix unitaire d'achat (25 Fcfa) de Cube alimentaire (Maggi, Jumbo, ) en Cube (Moyen) est relativement faible par rapport aux autres prix observés dans cette zone. Prière de corriger ou de confirmer avec le QG. Avertissement!!! Le ménage a consommé 9 Tas Petit de Mâchoiron Frais, cette quantité semble anormale pour une consommation des 7 derniers jours.Prière de corriger ou de confirmer avec le QG.</w:t>
       </w:r>
     </w:p>
     <w:p>
@@ -5014,7 +5014,7 @@
         <w:rPr>
           <w:sz w:val="20"/>
         </w:rPr>
-        <w:t>- Attention ! Le prix unitaire d'achat (200 Fcfa) de Feuilles de  Haricot en Tas (Moyen) est relativement élevé par rapport aux autres prix observés dans cette zone. Prière de corriger ou de confirmer avec le QG. Attention ! Le prix unitaire d'achat (300 Fcfa) de Pain moderne (Baguette) en miche (Moyen) est relativement élevé par rapport aux autres prix observés dans cette zone. Prière de corriger ou de confirmer avec le QG. Avertissement!!! Le ménage a consommé 10 Pièce Petit de Caramel, bonbons, confiseries, etc., cette quantité semble anormale pour une consommation des 7 derniers jours.Prière de corriger ou de confirmer avec le QG. Avertissement!!! Le ménage a consommé 5 Paquet Petit de Thé en sachet, cette quantité semble anormale pour une consommation des 7 derniers jours.Prière de corriger ou de confirmer avec le QG. Avertissement!! le prix unitaire (100 Fcfa) de Thé en sachet (unité: Paquet) de taille Petit est très faible ou élevé. Prière de corriger ou de confirmer avec le QG. Incohérence!! Dans ce ménage, chaque individus consomme par jour 20.36395 Kg  de cereale; Prière de revoir les quantités prises de ces produits.</w:t>
+        <w:t>- Attention ! Le prix unitaire d'achat (100 Fcfa) de Piment séché en Sachets (Petit) est relativement élevé par rapport aux autres prix observés dans cette zone. Prière de corriger ou de confirmer avec le QG. Attention ! Le prix unitaire d'achat (200 Fcfa) de Feuilles de  Haricot en Tas (Moyen) est relativement élevé par rapport aux autres prix observés dans cette zone. Prière de corriger ou de confirmer avec le QG. Attention ! Le prix unitaire d'achat (300 Fcfa) de Pain moderne (Baguette) en miche (Moyen) est relativement élevé par rapport aux autres prix observés dans cette zone. Prière de corriger ou de confirmer avec le QG. Avertissement!!! Le ménage a consommé 10 Pièce Petit de Caramel, bonbons, confiseries, etc., cette quantité semble anormale pour une consommation des 7 derniers jours.Prière de corriger ou de confirmer avec le QG. Avertissement!!! Le ménage a consommé 5 Paquet Petit de Thé en sachet, cette quantité semble anormale pour une consommation des 7 derniers jours.Prière de corriger ou de confirmer avec le QG. Avertissement!! le prix unitaire (100 Fcfa) de Thé en sachet (unité: Paquet) de taille Petit est très faible ou élevé. Prière de corriger ou de confirmer avec le QG. Incohérence!! Dans ce ménage, chaque individus consomme par jour 35.22934 Kg  de cereale; Prière de revoir les quantités prises de ces produits.</w:t>
       </w:r>
     </w:p>
     <w:p>
@@ -5549,7 +5549,7 @@
         <w:rPr>
           <w:sz w:val="20"/>
         </w:rPr>
-        <w:t>- Attention ! Le prix unitaire d'achat (25 Fcfa) de Cube alimentaire (Maggi, Jumbo, ) en Cube (Petit) est relativement faible par rapport aux autres prix observés dans cette zone. Prière de corriger ou de confirmer avec le QG. Avertissement!!! Le ménage a consommé 10 Sachets Moyen de Sucre en poudre , cette quantité semble anormale pour une consommation des 7 derniers jours.Prière de corriger ou de confirmer avec le QG. Avertissement!!! Le ménage a consommé 7 Paquet Petit de Thé en sachet, cette quantité semble anormale pour une consommation des 7 derniers jours.Prière de corriger ou de confirmer avec le QG. Avertissement!! le prix unitaire (100 Fcfa) de Thé en sachet (unité: Paquet) de taille Petit est très faible ou élevé. Prière de corriger ou de confirmer avec le QG. Incohérence!! Dans ce ménage, chaque individus consomme par jour 46.58928 Kg  de cereale; Prière de revoir les quantités prises de ces produits.</w:t>
+        <w:t>- Attention ! Le prix unitaire d'achat (25 Fcfa) de Cube alimentaire (Maggi, Jumbo, ) en Cube (Petit) est relativement faible par rapport aux autres prix observés dans cette zone. Prière de corriger ou de confirmer avec le QG. Attention ! Le prix unitaire d'achat (50 Fcfa) de Feuilles de  Haricot en Tas (Petit) est relativement faible par rapport aux autres prix observés dans cette zone. Prière de corriger ou de confirmer avec le QG. Attention ! Le prix unitaire d'achat (50 Fcfa) de Sel en Sachets (Petit) est relativement faible par rapport aux autres prix observés dans cette zone. Prière de corriger ou de confirmer avec le QG. Avertissement!!! Le ménage a consommé 10 Sachets Moyen de Sucre en poudre , cette quantité semble anormale pour une consommation des 7 derniers jours.Prière de corriger ou de confirmer avec le QG. Avertissement!!! Le ménage a consommé 7 Paquet Petit de Thé en sachet, cette quantité semble anormale pour une consommation des 7 derniers jours.Prière de corriger ou de confirmer avec le QG. Avertissement!! le prix unitaire (100 Fcfa) de Thé en sachet (unité: Paquet) de taille Petit est très faible ou élevé. Prière de corriger ou de confirmer avec le QG. Incohérence!! Dans ce ménage, chaque individus consomme par jour 75.20834 Kg  de cereale; Prière de revoir les quantités prises de ces produits.</w:t>
       </w:r>
     </w:p>
     <w:p>
@@ -6067,7 +6067,7 @@
         <w:rPr>
           <w:sz w:val="20"/>
         </w:rPr>
-        <w:t>- Avertissement!!! Le ménage a consommé 7 Paquet Petit de Thé en sachet, cette quantité semble anormale pour une consommation des 7 derniers jours.Prière de corriger ou de confirmer avec le QG. Avertissement!! le prix unitaire (100 Fcfa) de Thé en sachet (unité: Paquet) de taille Petit est très faible ou élevé. Prière de corriger ou de confirmer avec le QG.</w:t>
+        <w:t>- Attention ! Le prix unitaire d'achat (200 Fcfa) de Patate douce en Pièce (Moyen) est relativement élevé par rapport aux autres prix observés dans cette zone. Prière de corriger ou de confirmer avec le QG. Attention ! Le prix unitaire d'achat (25 Fcfa) de Cube alimentaire (Maggi, Jumbo, ) en Cube (Moyen) est relativement faible par rapport aux autres prix observés dans cette zone. Prière de corriger ou de confirmer avec le QG. Attention ! Le prix unitaire d'achat (50 Fcfa) de Sel en Sachets (Petit) est relativement faible par rapport aux autres prix observés dans cette zone. Prière de corriger ou de confirmer avec le QG. Avertissement!!! Le ménage a consommé 7 Paquet Petit de Thé en sachet, cette quantité semble anormale pour une consommation des 7 derniers jours.Prière de corriger ou de confirmer avec le QG. Avertissement!! le prix unitaire (100 Fcfa) de Thé en sachet (unité: Paquet) de taille Petit est très faible ou élevé. Prière de corriger ou de confirmer avec le QG.</w:t>
       </w:r>
     </w:p>
     <w:p>
@@ -6146,6 +6146,29 @@
           <w:color w:val="4672C4"/>
           <w:sz w:val="22"/>
         </w:rPr>
+        <w:t>&gt;&gt; Section12 - Actifs du menage</w:t>
+      </w:r>
+    </w:p>
+    <w:p>
+      <w:pPr>
+        <w:ind w:left="283"/>
+      </w:pPr>
+      <w:r>
+        <w:rPr>
+          <w:sz w:val="20"/>
+        </w:rPr>
+        <w:t xml:space="preserve">- Attention ! Antenne parabolique / décodeur a été achété à 20000 Fcfa est relativement élevé par rapport aux autres prix d'achat observés dans cette zone. Prière de corriger ou de confirmer avec le QG. </w:t>
+        <w:br/>
+        <w:t>- Attention ! Ventilateur sur pied a été achété à 35000 Fcfa est relativement élevé par rapport aux autres prix d'achat observés dans cette zone. Prière de corriger ou de confirmer avec le QG.</w:t>
+      </w:r>
+    </w:p>
+    <w:p>
+      <w:r>
+        <w:rPr>
+          <w:b/>
+          <w:color w:val="4672C4"/>
+          <w:sz w:val="22"/>
+        </w:rPr>
         <w:t>&gt;&gt; Section16a - Champs et parcelles</w:t>
       </w:r>
     </w:p>
@@ -6203,6 +6226,8 @@
         <w:rPr>
           <w:sz w:val="20"/>
         </w:rPr>
+        <w:t xml:space="preserve">- Attention ! Autre (à préciser) a été achété à 28500 Fcfa est relativement élevé par rapport aux autres prix d'achat observés dans cette zone. Prière de corriger ou de confirmer avec le QG. Attention ! Autre (à préciser) a été revendu à 28500 Fcfa qui est relativement élevé par rapport aux autres prix de revente observés dans cette zone. Prière de corriger ou de confirmer avec le QG. </w:t>
+        <w:br/>
         <w:t>- Attention ! Machette a été revendu à 6000 Fcfa qui est relativement élevé par rapport aux autres prix de revente observés dans cette zone. Prière de corriger ou de confirmer avec le QG.</w:t>
       </w:r>
     </w:p>
@@ -6595,7 +6620,7 @@
         <w:br/>
         <w:t xml:space="preserve">- Peu probable! Assane BODIAN  n'arrive pas  à comprendre un petit texte lu dans une langue locale (s02q03). Veuillez corriger ou donner des explications au QG. </w:t>
         <w:br/>
-        <w:t xml:space="preserve">- Peu probable! Aziz SADIO  n'arrive pas  à comprendre un petit texte lu dans une langue locale (s02q03). Veuillez corriger ou donner des explications au QG. Le montant des frais d'uniformes pour l'année scolaire de Aziz SADIO est faible ou élevé. veuillez, s'il vous plait, confirmer ces informations avec le QG ou apporter les corrections nécessaires.Attention ! Le frais de scolarité (500 Fcfa) de Aziz SADIO en 5ème année de Primaire est relativement faible par rapport aux autres frais de scolarités observés dans cette zone. Prière de corriger ou de confirmer avec le QG. </w:t>
+        <w:t>- Peu probable! Aziz SADIO  n'arrive pas  à comprendre un petit texte lu dans une langue locale (s02q03). Veuillez corriger ou donner des explications au QG. Le montant des frais d'uniformes pour l'année scolaire de Aziz SADIO est faible ou élevé. veuillez, s'il vous plait, confirmer ces informations avec le QG ou apporter les corrections nécessaires.</w:t>
         <w:br/>
         <w:t xml:space="preserve">- Peu probable! Aïssatou SEYDI  n'arrive pas  à comprendre un petit texte lu dans une langue locale (s02q03). Veuillez corriger ou donner des explications au QG. Peu probable! Aïssatou SEYDI  ne sait ni lire, ni écrire, ni comprendre dans aucune des langues  (s02q01,s02q02,s02q03). Veuillez corriger ou donner des explications au QG. </w:t>
         <w:br/>
@@ -6715,7 +6740,7 @@
         <w:rPr>
           <w:sz w:val="20"/>
         </w:rPr>
-        <w:t>- Avertissement!!! Le ménage a consommé 8 Paquet Moyen de Thé en sachet, cette quantité semble anormale pour une consommation des 7 derniers jours.Prière de corriger ou de confirmer avec le QG. Avertissement!! le prix unitaire (125 Fcfa) de Thé en sachet (unité: Paquet) de taille Moyen est très faible ou élevé. Prière de corriger ou de confirmer avec le QG.</w:t>
+        <w:t>- Attention ! Le prix unitaire d'achat (100 Fcfa) de Poivre en Sachets (Moyen) est relativement faible par rapport aux autres prix observés dans cette zone. Prière de corriger ou de confirmer avec le QG. Attention ! Le prix unitaire d'achat (50 Fcfa) de Cube alimentaire (Maggi, Jumbo, ) en Cube (Moyen) est relativement élevé par rapport aux autres prix observés dans cette zone. Prière de corriger ou de confirmer avec le QG. Attention ! Le prix unitaire d'achat (700 Fcfa) de Soumbala (moutarde africaine) en Sachets (Moyen) est relativement élevé par rapport aux autres prix observés dans cette zone. Prière de corriger ou de confirmer avec le QG. Avertissement!!! Le ménage a consommé 8 Paquet Moyen de Thé en sachet, cette quantité semble anormale pour une consommation des 7 derniers jours.Prière de corriger ou de confirmer avec le QG. Avertissement!! le prix unitaire (125 Fcfa) de Thé en sachet (unité: Paquet) de taille Moyen est très faible ou élevé. Prière de corriger ou de confirmer avec le QG.</w:t>
       </w:r>
     </w:p>
     <w:p>
@@ -7316,7 +7341,7 @@
         <w:rPr>
           <w:sz w:val="20"/>
         </w:rPr>
-        <w:t>- Attention ! Le prix unitaire d'achat (25 Fcfa) de Cube alimentaire (Maggi, Jumbo, ) en Cube (Petit) est relativement faible par rapport aux autres prix observés dans cette zone. Prière de corriger ou de confirmer avec le QG. Attention ! Le prix unitaire d'achat (300 Fcfa) de Ail en Gousse (Moyen) est relativement élevé par rapport aux autres prix observés dans cette zone. Prière de corriger ou de confirmer avec le QG. Attention ! Le prix unitaire d'achat (300 Fcfa) de Lait en poudre en Sachets (Petit) est relativement élevé par rapport aux autres prix observés dans cette zone. Prière de corriger ou de confirmer avec le QG. Attention ! Le prix unitaire d'achat (50 Fcfa) de Aubergine sauvage  en Tas (Petit) est relativement faible par rapport aux autres prix observés dans cette zone. Prière de corriger ou de confirmer avec le QG. Avertissement!!! Le ménage a consommé 3 Paquet Petit de Thé en sachet, cette quantité semble anormale pour une consommation des 7 derniers jours.Prière de corriger ou de confirmer avec le QG. Avertissement!! le prix unitaire (100 Fcfa) de Thé en sachet (unité: Paquet) de taille Petit est très faible ou élevé. Prière de corriger ou de confirmer avec le QG.</w:t>
+        <w:t>- Attention ! Le prix unitaire d'achat (25 Fcfa) de Cube alimentaire (Maggi, Jumbo, ) en Cube (Petit) est relativement faible par rapport aux autres prix observés dans cette zone. Prière de corriger ou de confirmer avec le QG. Attention ! Le prix unitaire d'achat (300 Fcfa) de Ail en Gousse (Moyen) est relativement élevé par rapport aux autres prix observés dans cette zone. Prière de corriger ou de confirmer avec le QG. Attention ! Le prix unitaire d'achat (300 Fcfa) de Lait en poudre en Sachets (Petit) est relativement élevé par rapport aux autres prix observés dans cette zone. Prière de corriger ou de confirmer avec le QG. Attention ! Le prix unitaire d'achat (50 Fcfa) de Aubergine sauvage  en Tas (Petit) est relativement faible par rapport aux autres prix observés dans cette zone. Prière de corriger ou de confirmer avec le QG. Attention ! Le prix unitaire d'achat (50 Fcfa) de Piment frais en Tas (Petit) est relativement faible par rapport aux autres prix observés dans cette zone. Prière de corriger ou de confirmer avec le QG. Avertissement!!! Le ménage a consommé 3 Paquet Petit de Thé en sachet, cette quantité semble anormale pour une consommation des 7 derniers jours.Prière de corriger ou de confirmer avec le QG. Avertissement!! le prix unitaire (100 Fcfa) de Thé en sachet (unité: Paquet) de taille Petit est très faible ou élevé. Prière de corriger ou de confirmer avec le QG.</w:t>
       </w:r>
     </w:p>
     <w:p>
